--- a/提出物一覧/アクセンチュア_最終報告_原稿.docx
+++ b/提出物一覧/アクセンチュア_最終報告_原稿.docx
@@ -5,7 +5,6 @@
     <w:p>
       <w:pPr>
         <w:rPr>
-          <w:rFonts w:hint="eastAsia"/>
           <w:b/>
           <w:bCs/>
           <w:color w:val="C00000"/>
@@ -199,7 +198,6 @@
     <w:p>
       <w:pPr>
         <w:rPr>
-          <w:rFonts w:hint="eastAsia"/>
           <w:color w:val="000000" w:themeColor="text1"/>
         </w:rPr>
       </w:pPr>
@@ -312,7 +310,6 @@
     <w:p>
       <w:pPr>
         <w:rPr>
-          <w:rFonts w:hint="eastAsia"/>
           <w:color w:val="000000" w:themeColor="text1"/>
         </w:rPr>
       </w:pPr>
@@ -453,21 +450,21 @@
           <w:rFonts w:hint="eastAsia"/>
           <w:color w:val="000000" w:themeColor="text1"/>
         </w:rPr>
-        <w:t>・１年間の</w:t>
-      </w:r>
-      <w:r>
-        <w:rPr>
-          <w:rFonts w:hint="eastAsia"/>
-          <w:color w:val="000000" w:themeColor="text1"/>
-        </w:rPr>
-        <w:t>施策の</w:t>
-      </w:r>
-      <w:r>
-        <w:rPr>
-          <w:rFonts w:hint="eastAsia"/>
-          <w:color w:val="000000" w:themeColor="text1"/>
-        </w:rPr>
-        <w:t>実施を想定した効果試算では、〜を確認</w:t>
+        <w:t>・</w:t>
+      </w:r>
+      <w:r>
+        <w:rPr>
+          <w:rFonts w:hint="eastAsia"/>
+          <w:color w:val="000000" w:themeColor="text1"/>
+        </w:rPr>
+        <w:t>３</w:t>
+      </w:r>
+      <w:r>
+        <w:rPr>
+          <w:rFonts w:hint="eastAsia"/>
+          <w:color w:val="000000" w:themeColor="text1"/>
+        </w:rPr>
+        <w:t>年間の実施を想定した効果試算では、〜を確認</w:t>
       </w:r>
       <w:r>
         <w:rPr>
@@ -501,7 +498,6 @@
     <w:p>
       <w:pPr>
         <w:rPr>
-          <w:rFonts w:hint="eastAsia"/>
           <w:color w:val="000000" w:themeColor="text1"/>
         </w:rPr>
       </w:pPr>
@@ -537,7 +533,6 @@
     <w:p>
       <w:pPr>
         <w:rPr>
-          <w:rFonts w:hint="eastAsia"/>
           <w:b/>
           <w:bCs/>
           <w:color w:val="C00000"/>
@@ -753,7 +748,6 @@
     <w:p>
       <w:pPr>
         <w:rPr>
-          <w:rFonts w:hint="eastAsia"/>
           <w:color w:val="000000" w:themeColor="text1"/>
         </w:rPr>
       </w:pPr>
@@ -775,7 +769,6 @@
     <w:p>
       <w:pPr>
         <w:rPr>
-          <w:rFonts w:hint="eastAsia"/>
           <w:b/>
           <w:bCs/>
           <w:color w:val="C00000"/>
@@ -915,7 +908,6 @@
     <w:p>
       <w:pPr>
         <w:rPr>
-          <w:rFonts w:hint="eastAsia"/>
           <w:b/>
           <w:bCs/>
           <w:color w:val="C00000"/>
@@ -1054,7 +1046,6 @@
     <w:p>
       <w:pPr>
         <w:rPr>
-          <w:rFonts w:hint="eastAsia"/>
           <w:b/>
           <w:bCs/>
           <w:color w:val="C00000"/>
@@ -1226,7 +1217,6 @@
     <w:p>
       <w:pPr>
         <w:rPr>
-          <w:rFonts w:hint="eastAsia"/>
           <w:color w:val="000000" w:themeColor="text1"/>
         </w:rPr>
       </w:pPr>
@@ -1290,7 +1280,6 @@
     <w:p>
       <w:pPr>
         <w:rPr>
-          <w:rFonts w:hint="eastAsia"/>
           <w:b/>
           <w:bCs/>
           <w:color w:val="C00000"/>
@@ -1443,7 +1432,6 @@
     <w:p>
       <w:pPr>
         <w:rPr>
-          <w:rFonts w:hint="eastAsia"/>
           <w:b/>
           <w:bCs/>
           <w:color w:val="C00000"/>
@@ -1506,14 +1494,7 @@
           <w:rFonts w:hint="eastAsia"/>
           <w:color w:val="000000" w:themeColor="text1"/>
         </w:rPr>
-        <w:t>・</w:t>
-      </w:r>
-      <w:r>
-        <w:rPr>
-          <w:rFonts w:hint="eastAsia"/>
-          <w:color w:val="000000" w:themeColor="text1"/>
-        </w:rPr>
-        <w:t>着目していただきたいのは、</w:t>
+        <w:t>・着目していただきたいのは、</w:t>
       </w:r>
       <w:r>
         <w:rPr>
@@ -1547,14 +1528,7 @@
           <w:rFonts w:hint="eastAsia"/>
           <w:color w:val="000000" w:themeColor="text1"/>
         </w:rPr>
-        <w:t>・先ほどと同様に、これは</w:t>
-      </w:r>
-      <w:r>
-        <w:rPr>
-          <w:rFonts w:hint="eastAsia"/>
-          <w:color w:val="000000" w:themeColor="text1"/>
-        </w:rPr>
-        <w:t>、「対応」の適切さが低いという点で非常に問題です。</w:t>
+        <w:t>・先ほどと同様に、これは、「対応」の適切さが低いという点で非常に問題です。</w:t>
       </w:r>
     </w:p>
     <w:p>
@@ -1574,15 +1548,13 @@
     <w:p>
       <w:pPr>
         <w:rPr>
-          <w:rFonts w:hint="eastAsia"/>
-          <w:color w:val="000000" w:themeColor="text1"/>
-        </w:rPr>
-      </w:pPr>
-    </w:p>
-    <w:p>
-      <w:pPr>
-        <w:rPr>
-          <w:rFonts w:hint="eastAsia"/>
+          <w:color w:val="000000" w:themeColor="text1"/>
+        </w:rPr>
+      </w:pPr>
+    </w:p>
+    <w:p>
+      <w:pPr>
+        <w:rPr>
           <w:b/>
           <w:bCs/>
           <w:color w:val="C00000"/>
@@ -1632,6 +1604,13 @@
           <w:rFonts w:hint="eastAsia"/>
           <w:color w:val="000000" w:themeColor="text1"/>
         </w:rPr>
+        <w:t>以上を</w:t>
+      </w:r>
+      <w:r>
+        <w:rPr>
+          <w:rFonts w:hint="eastAsia"/>
+          <w:color w:val="000000" w:themeColor="text1"/>
+        </w:rPr>
         <w:t>まとめると、ここまでで、</w:t>
       </w:r>
       <w:r>
@@ -1653,14 +1632,14 @@
           <w:rFonts w:hint="eastAsia"/>
           <w:color w:val="000000" w:themeColor="text1"/>
         </w:rPr>
-        <w:t>・そのうち、特に、「栄養バランスを調整したい」ニーズに対する「対応」について、その適切さが低いという問題に関しては、他社ではその適切さが高いと評価されて</w:t>
-      </w:r>
-      <w:r>
-        <w:rPr>
-          <w:rFonts w:hint="eastAsia"/>
-          <w:color w:val="000000" w:themeColor="text1"/>
-        </w:rPr>
-        <w:t>おり</w:t>
+        <w:t>・そのうち、特に「栄養バランスを調整したい」ニーズに対する「対応」について、その適切さが低いという問題に関しては、他社ではその適切さが高いと評価されて</w:t>
+      </w:r>
+      <w:r>
+        <w:rPr>
+          <w:rFonts w:hint="eastAsia"/>
+          <w:color w:val="000000" w:themeColor="text1"/>
+        </w:rPr>
+        <w:t>いることから</w:t>
       </w:r>
       <w:r>
         <w:rPr>
@@ -1687,7 +1666,6 @@
     <w:p>
       <w:pPr>
         <w:rPr>
-          <w:rFonts w:hint="eastAsia"/>
           <w:color w:val="000000" w:themeColor="text1"/>
         </w:rPr>
       </w:pPr>
@@ -1730,7 +1708,6 @@
     <w:p>
       <w:pPr>
         <w:rPr>
-          <w:rFonts w:hint="eastAsia"/>
           <w:b/>
           <w:bCs/>
           <w:color w:val="C00000"/>
@@ -1751,399 +1728,397 @@
           <w:bCs/>
           <w:color w:val="C00000"/>
         </w:rPr>
-        <w:t>1</w:t>
-      </w:r>
-      <w:r>
+        <w:t>12</w:t>
+      </w:r>
+    </w:p>
+    <w:p>
+      <w:pPr>
+        <w:rPr>
+          <w:color w:val="000000" w:themeColor="text1"/>
+        </w:rPr>
+      </w:pPr>
+      <w:r>
+        <w:rPr>
+          <w:rFonts w:hint="eastAsia"/>
+          <w:color w:val="000000" w:themeColor="text1"/>
+        </w:rPr>
+        <w:t>・では、なぜ、若年層において〜？</w:t>
+      </w:r>
+    </w:p>
+    <w:p>
+      <w:pPr>
+        <w:rPr>
+          <w:color w:val="000000" w:themeColor="text1"/>
+        </w:rPr>
+      </w:pPr>
+      <w:r>
+        <w:rPr>
+          <w:rFonts w:hint="eastAsia"/>
+          <w:color w:val="000000" w:themeColor="text1"/>
+        </w:rPr>
+        <w:t>・言い換えれば、なぜ、</w:t>
+      </w:r>
+      <w:r>
+        <w:rPr>
+          <w:rFonts w:hint="eastAsia"/>
+          <w:color w:val="000000" w:themeColor="text1"/>
+        </w:rPr>
+        <w:t>その</w:t>
+      </w:r>
+      <w:r>
+        <w:rPr>
+          <w:rFonts w:hint="eastAsia"/>
+          <w:color w:val="000000" w:themeColor="text1"/>
+        </w:rPr>
+        <w:t>購買記録数が少ないのか？</w:t>
+      </w:r>
+    </w:p>
+    <w:p>
+      <w:pPr>
+        <w:rPr>
+          <w:color w:val="000000" w:themeColor="text1"/>
+        </w:rPr>
+      </w:pPr>
+      <w:r>
+        <w:rPr>
+          <w:rFonts w:hint="eastAsia"/>
+          <w:color w:val="000000" w:themeColor="text1"/>
+        </w:rPr>
+        <w:t>・これを検討するため、私は購買記録数を二つの要素に分解し、そのうちのどちらがボトルネックであるかを特定しました</w:t>
+      </w:r>
+    </w:p>
+    <w:p>
+      <w:pPr>
+        <w:rPr>
+          <w:color w:val="000000" w:themeColor="text1"/>
+        </w:rPr>
+      </w:pPr>
+      <w:r>
+        <w:rPr>
+          <w:rFonts w:hint="eastAsia"/>
+          <w:color w:val="000000" w:themeColor="text1"/>
+        </w:rPr>
+        <w:t>・</w:t>
+      </w:r>
+      <w:r>
+        <w:rPr>
+          <w:rFonts w:hint="eastAsia"/>
+          <w:color w:val="000000" w:themeColor="text1"/>
+        </w:rPr>
+        <w:t>二つの要素のうち、</w:t>
+      </w:r>
+      <w:r>
+        <w:rPr>
+          <w:rFonts w:hint="eastAsia"/>
+          <w:color w:val="000000" w:themeColor="text1"/>
+        </w:rPr>
+        <w:t>ひとつは、</w:t>
+      </w:r>
+      <w:r>
+        <w:rPr>
+          <w:rFonts w:hint="eastAsia"/>
+          <w:color w:val="000000" w:themeColor="text1"/>
+        </w:rPr>
+        <w:t>「対応」に該当する</w:t>
+      </w:r>
+      <w:r>
+        <w:rPr>
+          <w:rFonts w:hint="eastAsia"/>
+          <w:color w:val="000000" w:themeColor="text1"/>
+        </w:rPr>
+        <w:t>商品を購入した</w:t>
+      </w:r>
+      <w:r>
+        <w:rPr>
+          <w:rFonts w:hint="eastAsia"/>
+          <w:color w:val="000000" w:themeColor="text1"/>
+        </w:rPr>
+        <w:t>こと</w:t>
+      </w:r>
+      <w:r>
+        <w:rPr>
+          <w:rFonts w:hint="eastAsia"/>
+          <w:color w:val="000000" w:themeColor="text1"/>
+        </w:rPr>
+        <w:t>のある人の数を、セブンイレブン</w:t>
+      </w:r>
+      <w:r>
+        <w:rPr>
+          <w:rFonts w:hint="eastAsia"/>
+          <w:color w:val="000000" w:themeColor="text1"/>
+        </w:rPr>
+        <w:t>の</w:t>
+      </w:r>
+      <w:r>
+        <w:rPr>
+          <w:rFonts w:hint="eastAsia"/>
+          <w:color w:val="000000" w:themeColor="text1"/>
+        </w:rPr>
+        <w:t>利用者数で割ることで得られる、「購入経験者の割合」</w:t>
+      </w:r>
+    </w:p>
+    <w:p>
+      <w:pPr>
+        <w:rPr>
+          <w:color w:val="000000" w:themeColor="text1"/>
+        </w:rPr>
+      </w:pPr>
+      <w:r>
+        <w:rPr>
+          <w:rFonts w:hint="eastAsia"/>
+          <w:color w:val="000000" w:themeColor="text1"/>
+        </w:rPr>
+        <w:t>・もうひとつは、</w:t>
+      </w:r>
+      <w:r>
+        <w:rPr>
+          <w:rFonts w:hint="eastAsia"/>
+          <w:color w:val="000000" w:themeColor="text1"/>
+        </w:rPr>
+        <w:t>「対応」に該当する</w:t>
+      </w:r>
+      <w:r>
+        <w:rPr>
+          <w:rFonts w:hint="eastAsia"/>
+          <w:color w:val="000000" w:themeColor="text1"/>
+        </w:rPr>
+        <w:t>商品のすべての購買記録の数を、購入した</w:t>
+      </w:r>
+      <w:r>
+        <w:rPr>
+          <w:rFonts w:hint="eastAsia"/>
+          <w:color w:val="000000" w:themeColor="text1"/>
+        </w:rPr>
+        <w:t>こと</w:t>
+      </w:r>
+      <w:r>
+        <w:rPr>
+          <w:rFonts w:hint="eastAsia"/>
+          <w:color w:val="000000" w:themeColor="text1"/>
+        </w:rPr>
+        <w:t>のある人の数で割ることで得られる、「購入者1人あたりの購入回数」です</w:t>
+      </w:r>
+    </w:p>
+    <w:p>
+      <w:pPr>
+        <w:rPr>
+          <w:color w:val="000000" w:themeColor="text1"/>
+        </w:rPr>
+      </w:pPr>
+      <w:r>
+        <w:rPr>
+          <w:rFonts w:hint="eastAsia"/>
+          <w:color w:val="000000" w:themeColor="text1"/>
+        </w:rPr>
+        <w:t>・言い換えるならば、青は、どれくらい多くの人が</w:t>
+      </w:r>
+      <w:r>
+        <w:rPr>
+          <w:rFonts w:hint="eastAsia"/>
+          <w:color w:val="000000" w:themeColor="text1"/>
+        </w:rPr>
+        <w:t>「対応」に該当する</w:t>
+      </w:r>
+      <w:r>
+        <w:rPr>
+          <w:rFonts w:hint="eastAsia"/>
+          <w:color w:val="000000" w:themeColor="text1"/>
+        </w:rPr>
+        <w:t>商品を購入したこと</w:t>
+      </w:r>
+      <w:r>
+        <w:rPr>
+          <w:rFonts w:hint="eastAsia"/>
+          <w:color w:val="000000" w:themeColor="text1"/>
+        </w:rPr>
+        <w:lastRenderedPageBreak/>
+        <w:t>があるか、ピンクは、購入した人が何回繰り返して購入し</w:t>
+      </w:r>
+      <w:r>
+        <w:rPr>
+          <w:rFonts w:hint="eastAsia"/>
+          <w:color w:val="000000" w:themeColor="text1"/>
+        </w:rPr>
+        <w:t>ている</w:t>
+      </w:r>
+      <w:r>
+        <w:rPr>
+          <w:rFonts w:hint="eastAsia"/>
+          <w:color w:val="000000" w:themeColor="text1"/>
+        </w:rPr>
+        <w:t>かを表し</w:t>
+      </w:r>
+      <w:r>
+        <w:rPr>
+          <w:rFonts w:hint="eastAsia"/>
+          <w:color w:val="000000" w:themeColor="text1"/>
+        </w:rPr>
+        <w:t>ています</w:t>
+      </w:r>
+    </w:p>
+    <w:p>
+      <w:pPr>
+        <w:rPr>
+          <w:color w:val="000000" w:themeColor="text1"/>
+        </w:rPr>
+      </w:pPr>
+      <w:r>
+        <w:rPr>
+          <w:rFonts w:hint="eastAsia"/>
+          <w:color w:val="000000" w:themeColor="text1"/>
+        </w:rPr>
+        <w:t>・私は、シャープレイ分解という手法を用いて、若年層における購買記録数の少なさが、この二つの要素のうち、どちらに強く起因しているのか</w:t>
+      </w:r>
+      <w:r>
+        <w:rPr>
+          <w:rFonts w:hint="eastAsia"/>
+          <w:color w:val="000000" w:themeColor="text1"/>
+        </w:rPr>
+        <w:t>を</w:t>
+      </w:r>
+      <w:r>
+        <w:rPr>
+          <w:rFonts w:hint="eastAsia"/>
+          <w:color w:val="000000" w:themeColor="text1"/>
+        </w:rPr>
+        <w:t>検証しました</w:t>
+      </w:r>
+    </w:p>
+    <w:p>
+      <w:pPr>
+        <w:rPr>
+          <w:color w:val="000000" w:themeColor="text1"/>
+        </w:rPr>
+      </w:pPr>
+      <w:r>
+        <w:rPr>
+          <w:rFonts w:hint="eastAsia"/>
+          <w:color w:val="000000" w:themeColor="text1"/>
+        </w:rPr>
+        <w:t>・その結果、右の図のように、購入経験者の割合による寄与が</w:t>
+      </w:r>
+      <w:r>
+        <w:rPr>
+          <w:rFonts w:hint="eastAsia"/>
+          <w:color w:val="000000" w:themeColor="text1"/>
+        </w:rPr>
+        <w:t>、</w:t>
+      </w:r>
+      <w:r>
+        <w:rPr>
+          <w:color w:val="000000" w:themeColor="text1"/>
+        </w:rPr>
+        <w:t>66.9 %</w:t>
+      </w:r>
+      <w:r>
+        <w:rPr>
+          <w:rFonts w:hint="eastAsia"/>
+          <w:color w:val="000000" w:themeColor="text1"/>
+        </w:rPr>
+        <w:t>を占めていることが示されました</w:t>
+      </w:r>
+    </w:p>
+    <w:p>
+      <w:pPr>
+        <w:rPr>
+          <w:color w:val="000000" w:themeColor="text1"/>
+        </w:rPr>
+      </w:pPr>
+      <w:r>
+        <w:rPr>
+          <w:rFonts w:hint="eastAsia"/>
+          <w:color w:val="000000" w:themeColor="text1"/>
+        </w:rPr>
+        <w:t>・すなわち、</w:t>
+      </w:r>
+      <w:r>
+        <w:rPr>
+          <w:rFonts w:hint="eastAsia"/>
+          <w:color w:val="000000" w:themeColor="text1"/>
+        </w:rPr>
+        <w:t>若年層における</w:t>
+      </w:r>
+      <w:r>
+        <w:rPr>
+          <w:rFonts w:hint="eastAsia"/>
+          <w:color w:val="000000" w:themeColor="text1"/>
+        </w:rPr>
+        <w:t>購買記録数の少なさは、</w:t>
+      </w:r>
+      <w:r>
+        <w:rPr>
+          <w:rFonts w:hint="eastAsia"/>
+          <w:color w:val="000000" w:themeColor="text1"/>
+        </w:rPr>
+        <w:t>「対応」に該当する</w:t>
+      </w:r>
+      <w:r>
+        <w:rPr>
+          <w:rFonts w:hint="eastAsia"/>
+          <w:color w:val="000000" w:themeColor="text1"/>
+        </w:rPr>
+        <w:t>商品を購入した</w:t>
+      </w:r>
+      <w:r>
+        <w:rPr>
+          <w:rFonts w:hint="eastAsia"/>
+          <w:color w:val="000000" w:themeColor="text1"/>
+        </w:rPr>
+        <w:t>こと</w:t>
+      </w:r>
+      <w:r>
+        <w:rPr>
+          <w:rFonts w:hint="eastAsia"/>
+          <w:color w:val="000000" w:themeColor="text1"/>
+        </w:rPr>
+        <w:t>のある人が少ないこと</w:t>
+      </w:r>
+      <w:r>
+        <w:rPr>
+          <w:rFonts w:hint="eastAsia"/>
+          <w:color w:val="000000" w:themeColor="text1"/>
+        </w:rPr>
+        <w:t>、</w:t>
+      </w:r>
+      <w:r>
+        <w:rPr>
+          <w:rFonts w:hint="eastAsia"/>
+          <w:color w:val="000000" w:themeColor="text1"/>
+        </w:rPr>
+        <w:t>に強く起因していることが示唆されました</w:t>
+      </w:r>
+    </w:p>
+    <w:p>
+      <w:pPr>
+        <w:rPr>
+          <w:color w:val="000000" w:themeColor="text1"/>
+        </w:rPr>
+      </w:pPr>
+    </w:p>
+    <w:p>
+      <w:pPr>
         <w:rPr>
           <w:b/>
           <w:bCs/>
           <w:color w:val="C00000"/>
         </w:rPr>
-        <w:t>2</w:t>
-      </w:r>
-    </w:p>
-    <w:p>
-      <w:pPr>
-        <w:rPr>
-          <w:color w:val="000000" w:themeColor="text1"/>
-        </w:rPr>
-      </w:pPr>
-      <w:r>
-        <w:rPr>
-          <w:rFonts w:hint="eastAsia"/>
-          <w:color w:val="000000" w:themeColor="text1"/>
-        </w:rPr>
-        <w:t>・では、なぜ、若年層において〜？</w:t>
-      </w:r>
-    </w:p>
-    <w:p>
-      <w:pPr>
-        <w:rPr>
-          <w:color w:val="000000" w:themeColor="text1"/>
-        </w:rPr>
-      </w:pPr>
-      <w:r>
-        <w:rPr>
-          <w:rFonts w:hint="eastAsia"/>
-          <w:color w:val="000000" w:themeColor="text1"/>
-        </w:rPr>
-        <w:t>・言い換えれば、なぜ、</w:t>
-      </w:r>
-      <w:r>
-        <w:rPr>
-          <w:rFonts w:hint="eastAsia"/>
-          <w:color w:val="000000" w:themeColor="text1"/>
-        </w:rPr>
-        <w:t>その</w:t>
-      </w:r>
-      <w:r>
-        <w:rPr>
-          <w:rFonts w:hint="eastAsia"/>
-          <w:color w:val="000000" w:themeColor="text1"/>
-        </w:rPr>
-        <w:t>購買記録数が少ないのか？</w:t>
-      </w:r>
-    </w:p>
-    <w:p>
-      <w:pPr>
-        <w:rPr>
-          <w:rFonts w:hint="eastAsia"/>
-          <w:color w:val="000000" w:themeColor="text1"/>
-        </w:rPr>
-      </w:pPr>
-      <w:r>
-        <w:rPr>
-          <w:rFonts w:hint="eastAsia"/>
-          <w:color w:val="000000" w:themeColor="text1"/>
-        </w:rPr>
-        <w:t>・これを検討するため、私は購買記録数を二つの要素に分解し、そのうちのどちらがボトルネックであるかを特定しました</w:t>
-      </w:r>
-    </w:p>
-    <w:p>
-      <w:pPr>
-        <w:rPr>
-          <w:color w:val="000000" w:themeColor="text1"/>
-        </w:rPr>
-      </w:pPr>
-      <w:r>
-        <w:rPr>
-          <w:rFonts w:hint="eastAsia"/>
-          <w:color w:val="000000" w:themeColor="text1"/>
-        </w:rPr>
-        <w:t>・</w:t>
-      </w:r>
-      <w:r>
-        <w:rPr>
-          <w:rFonts w:hint="eastAsia"/>
-          <w:color w:val="000000" w:themeColor="text1"/>
-        </w:rPr>
-        <w:t>二つの要素のうち、</w:t>
-      </w:r>
-      <w:r>
-        <w:rPr>
-          <w:rFonts w:hint="eastAsia"/>
-          <w:color w:val="000000" w:themeColor="text1"/>
-        </w:rPr>
-        <w:t>ひとつは、</w:t>
-      </w:r>
-      <w:r>
-        <w:rPr>
-          <w:rFonts w:hint="eastAsia"/>
-          <w:color w:val="000000" w:themeColor="text1"/>
-        </w:rPr>
-        <w:t>「対応」に該当する</w:t>
-      </w:r>
-      <w:r>
-        <w:rPr>
-          <w:rFonts w:hint="eastAsia"/>
-          <w:color w:val="000000" w:themeColor="text1"/>
-        </w:rPr>
-        <w:t>商品を購入した</w:t>
-      </w:r>
-      <w:r>
-        <w:rPr>
-          <w:rFonts w:hint="eastAsia"/>
-          <w:color w:val="000000" w:themeColor="text1"/>
-        </w:rPr>
-        <w:t>こと</w:t>
-      </w:r>
-      <w:r>
-        <w:rPr>
-          <w:rFonts w:hint="eastAsia"/>
-          <w:color w:val="000000" w:themeColor="text1"/>
-        </w:rPr>
-        <w:t>のある人の数を、セブンイレブン</w:t>
-      </w:r>
-      <w:r>
-        <w:rPr>
-          <w:rFonts w:hint="eastAsia"/>
-          <w:color w:val="000000" w:themeColor="text1"/>
-        </w:rPr>
-        <w:t>の</w:t>
-      </w:r>
-      <w:r>
-        <w:rPr>
-          <w:rFonts w:hint="eastAsia"/>
-          <w:color w:val="000000" w:themeColor="text1"/>
-        </w:rPr>
-        <w:t>利用者数で割ることで得られる、「購入経験者の割合」</w:t>
-      </w:r>
-    </w:p>
-    <w:p>
-      <w:pPr>
-        <w:rPr>
-          <w:color w:val="000000" w:themeColor="text1"/>
-        </w:rPr>
-      </w:pPr>
-      <w:r>
-        <w:rPr>
-          <w:rFonts w:hint="eastAsia"/>
-          <w:color w:val="000000" w:themeColor="text1"/>
-        </w:rPr>
-        <w:t>・もうひとつは、</w:t>
-      </w:r>
-      <w:r>
-        <w:rPr>
-          <w:rFonts w:hint="eastAsia"/>
-          <w:color w:val="000000" w:themeColor="text1"/>
-        </w:rPr>
-        <w:t>「対応」に該当する</w:t>
-      </w:r>
-      <w:r>
-        <w:rPr>
-          <w:rFonts w:hint="eastAsia"/>
-          <w:color w:val="000000" w:themeColor="text1"/>
-        </w:rPr>
-        <w:t>商品のすべての購買記録の数を、購入した</w:t>
-      </w:r>
-      <w:r>
-        <w:rPr>
-          <w:rFonts w:hint="eastAsia"/>
-          <w:color w:val="000000" w:themeColor="text1"/>
-        </w:rPr>
-        <w:t>こと</w:t>
-      </w:r>
-      <w:r>
-        <w:rPr>
-          <w:rFonts w:hint="eastAsia"/>
-          <w:color w:val="000000" w:themeColor="text1"/>
-        </w:rPr>
-        <w:t>のある人の数で割ることで得られる、「購入者1人あたりの購入回数」です</w:t>
-      </w:r>
-    </w:p>
-    <w:p>
-      <w:pPr>
-        <w:rPr>
-          <w:color w:val="000000" w:themeColor="text1"/>
-        </w:rPr>
-      </w:pPr>
-      <w:r>
-        <w:rPr>
-          <w:rFonts w:hint="eastAsia"/>
-          <w:color w:val="000000" w:themeColor="text1"/>
-        </w:rPr>
-        <w:t>・言い換えるならば、青は、どれくらい多くの人が</w:t>
-      </w:r>
-      <w:r>
-        <w:rPr>
-          <w:rFonts w:hint="eastAsia"/>
-          <w:color w:val="000000" w:themeColor="text1"/>
-        </w:rPr>
-        <w:t>「対応」に該当する</w:t>
-      </w:r>
-      <w:r>
-        <w:rPr>
-          <w:rFonts w:hint="eastAsia"/>
-          <w:color w:val="000000" w:themeColor="text1"/>
-        </w:rPr>
-        <w:t>商品を購入したこと</w:t>
-      </w:r>
-      <w:r>
-        <w:rPr>
-          <w:rFonts w:hint="eastAsia"/>
-          <w:color w:val="000000" w:themeColor="text1"/>
-        </w:rPr>
-        <w:lastRenderedPageBreak/>
-        <w:t>があるか、ピンクは、購入した人が何回繰り返して購入し</w:t>
-      </w:r>
-      <w:r>
-        <w:rPr>
-          <w:rFonts w:hint="eastAsia"/>
-          <w:color w:val="000000" w:themeColor="text1"/>
-        </w:rPr>
-        <w:t>ている</w:t>
-      </w:r>
-      <w:r>
-        <w:rPr>
-          <w:rFonts w:hint="eastAsia"/>
-          <w:color w:val="000000" w:themeColor="text1"/>
-        </w:rPr>
-        <w:t>かを表し</w:t>
-      </w:r>
-      <w:r>
-        <w:rPr>
-          <w:rFonts w:hint="eastAsia"/>
-          <w:color w:val="000000" w:themeColor="text1"/>
-        </w:rPr>
-        <w:t>ています</w:t>
-      </w:r>
-    </w:p>
-    <w:p>
-      <w:pPr>
-        <w:rPr>
-          <w:color w:val="000000" w:themeColor="text1"/>
-        </w:rPr>
-      </w:pPr>
-      <w:r>
-        <w:rPr>
-          <w:rFonts w:hint="eastAsia"/>
-          <w:color w:val="000000" w:themeColor="text1"/>
-        </w:rPr>
-        <w:t>・私は、シャープレイ分解という手法を用いて、若年層における購買記録数の少なさが、この二つの要素のうち、どちらに強く起因しているのか</w:t>
-      </w:r>
-      <w:r>
-        <w:rPr>
-          <w:rFonts w:hint="eastAsia"/>
-          <w:color w:val="000000" w:themeColor="text1"/>
-        </w:rPr>
-        <w:t>を</w:t>
-      </w:r>
-      <w:r>
-        <w:rPr>
-          <w:rFonts w:hint="eastAsia"/>
-          <w:color w:val="000000" w:themeColor="text1"/>
-        </w:rPr>
-        <w:t>検証しました</w:t>
-      </w:r>
-    </w:p>
-    <w:p>
-      <w:pPr>
-        <w:rPr>
-          <w:color w:val="000000" w:themeColor="text1"/>
-        </w:rPr>
-      </w:pPr>
-      <w:r>
-        <w:rPr>
-          <w:rFonts w:hint="eastAsia"/>
-          <w:color w:val="000000" w:themeColor="text1"/>
-        </w:rPr>
-        <w:t>・その結果、右の図のように、購入経験者の割合による寄与が</w:t>
-      </w:r>
-      <w:r>
-        <w:rPr>
-          <w:rFonts w:hint="eastAsia"/>
-          <w:color w:val="000000" w:themeColor="text1"/>
-        </w:rPr>
-        <w:t>、</w:t>
-      </w:r>
-      <w:r>
-        <w:rPr>
-          <w:color w:val="000000" w:themeColor="text1"/>
-        </w:rPr>
-        <w:t>66.9 %</w:t>
-      </w:r>
-      <w:r>
-        <w:rPr>
-          <w:rFonts w:hint="eastAsia"/>
-          <w:color w:val="000000" w:themeColor="text1"/>
-        </w:rPr>
-        <w:t>を占めていることが示されました</w:t>
-      </w:r>
-    </w:p>
-    <w:p>
-      <w:pPr>
-        <w:rPr>
-          <w:color w:val="000000" w:themeColor="text1"/>
-        </w:rPr>
-      </w:pPr>
-      <w:r>
-        <w:rPr>
-          <w:rFonts w:hint="eastAsia"/>
-          <w:color w:val="000000" w:themeColor="text1"/>
-        </w:rPr>
-        <w:t>・すなわち、</w:t>
-      </w:r>
-      <w:r>
-        <w:rPr>
-          <w:rFonts w:hint="eastAsia"/>
-          <w:color w:val="000000" w:themeColor="text1"/>
-        </w:rPr>
-        <w:t>若年層における</w:t>
-      </w:r>
-      <w:r>
-        <w:rPr>
-          <w:rFonts w:hint="eastAsia"/>
-          <w:color w:val="000000" w:themeColor="text1"/>
-        </w:rPr>
-        <w:t>購買記録数の少なさは、</w:t>
-      </w:r>
-      <w:r>
-        <w:rPr>
-          <w:rFonts w:hint="eastAsia"/>
-          <w:color w:val="000000" w:themeColor="text1"/>
-        </w:rPr>
-        <w:t>「対応」に該当する</w:t>
-      </w:r>
-      <w:r>
-        <w:rPr>
-          <w:rFonts w:hint="eastAsia"/>
-          <w:color w:val="000000" w:themeColor="text1"/>
-        </w:rPr>
-        <w:t>商品を購入した</w:t>
-      </w:r>
-      <w:r>
-        <w:rPr>
-          <w:rFonts w:hint="eastAsia"/>
-          <w:color w:val="000000" w:themeColor="text1"/>
-        </w:rPr>
-        <w:t>こと</w:t>
-      </w:r>
-      <w:r>
-        <w:rPr>
-          <w:rFonts w:hint="eastAsia"/>
-          <w:color w:val="000000" w:themeColor="text1"/>
-        </w:rPr>
-        <w:t>のある人が少ないこと</w:t>
-      </w:r>
-      <w:r>
-        <w:rPr>
-          <w:rFonts w:hint="eastAsia"/>
-          <w:color w:val="000000" w:themeColor="text1"/>
-        </w:rPr>
-        <w:t>、</w:t>
-      </w:r>
-      <w:r>
-        <w:rPr>
-          <w:rFonts w:hint="eastAsia"/>
-          <w:color w:val="000000" w:themeColor="text1"/>
-        </w:rPr>
-        <w:t>に強く起因していることが示唆されました</w:t>
-      </w:r>
-    </w:p>
-    <w:p>
-      <w:pPr>
-        <w:rPr>
-          <w:color w:val="000000" w:themeColor="text1"/>
-        </w:rPr>
-      </w:pPr>
-    </w:p>
-    <w:p>
-      <w:pPr>
+      </w:pPr>
+      <w:r>
         <w:rPr>
           <w:rFonts w:hint="eastAsia"/>
           <w:b/>
           <w:bCs/>
           <w:color w:val="C00000"/>
         </w:rPr>
-      </w:pPr>
-      <w:r>
-        <w:rPr>
-          <w:rFonts w:hint="eastAsia"/>
+        <w:t>P</w:t>
+      </w:r>
+      <w:r>
+        <w:rPr>
           <w:b/>
           <w:bCs/>
           <w:color w:val="C00000"/>
         </w:rPr>
-        <w:t>P</w:t>
+        <w:t>1</w:t>
       </w:r>
       <w:r>
         <w:rPr>
@@ -2151,679 +2126,689 @@
           <w:bCs/>
           <w:color w:val="C00000"/>
         </w:rPr>
-        <w:t>1</w:t>
-      </w:r>
-      <w:r>
+        <w:t>4</w:t>
+      </w:r>
+    </w:p>
+    <w:p>
+      <w:pPr>
+        <w:rPr>
+          <w:color w:val="000000" w:themeColor="text1"/>
+        </w:rPr>
+      </w:pPr>
+      <w:r>
+        <w:rPr>
+          <w:rFonts w:hint="eastAsia"/>
+          <w:color w:val="000000" w:themeColor="text1"/>
+        </w:rPr>
+        <w:t>・</w:t>
+      </w:r>
+      <w:r>
+        <w:rPr>
+          <w:rFonts w:hint="eastAsia"/>
+          <w:color w:val="000000" w:themeColor="text1"/>
+        </w:rPr>
+        <w:t>続いて、</w:t>
+      </w:r>
+      <w:r>
+        <w:rPr>
+          <w:rFonts w:hint="eastAsia"/>
+          <w:color w:val="000000" w:themeColor="text1"/>
+        </w:rPr>
+        <w:t>では、なぜ</w:t>
+      </w:r>
+      <w:r>
+        <w:rPr>
+          <w:rFonts w:hint="eastAsia"/>
+          <w:color w:val="000000" w:themeColor="text1"/>
+        </w:rPr>
+        <w:t>、</w:t>
+      </w:r>
+      <w:r>
+        <w:rPr>
+          <w:rFonts w:hint="eastAsia"/>
+          <w:color w:val="000000" w:themeColor="text1"/>
+        </w:rPr>
+        <w:t>若年層では</w:t>
+      </w:r>
+      <w:r>
+        <w:rPr>
+          <w:rFonts w:hint="eastAsia"/>
+          <w:color w:val="000000" w:themeColor="text1"/>
+        </w:rPr>
+        <w:t>「対応」に該当する</w:t>
+      </w:r>
+      <w:r>
+        <w:rPr>
+          <w:rFonts w:hint="eastAsia"/>
+          <w:color w:val="000000" w:themeColor="text1"/>
+        </w:rPr>
+        <w:t>商品を購入した</w:t>
+      </w:r>
+      <w:r>
+        <w:rPr>
+          <w:rFonts w:hint="eastAsia"/>
+          <w:color w:val="000000" w:themeColor="text1"/>
+        </w:rPr>
+        <w:t>こと</w:t>
+      </w:r>
+      <w:r>
+        <w:rPr>
+          <w:rFonts w:hint="eastAsia"/>
+          <w:color w:val="000000" w:themeColor="text1"/>
+        </w:rPr>
+        <w:t>のある人が少ないのか？</w:t>
+      </w:r>
+    </w:p>
+    <w:p>
+      <w:pPr>
+        <w:rPr>
+          <w:color w:val="000000" w:themeColor="text1"/>
+        </w:rPr>
+      </w:pPr>
+      <w:r>
+        <w:rPr>
+          <w:rFonts w:hint="eastAsia"/>
+          <w:color w:val="000000" w:themeColor="text1"/>
+        </w:rPr>
+        <w:t>・</w:t>
+      </w:r>
+      <w:r>
+        <w:rPr>
+          <w:rFonts w:hint="eastAsia"/>
+          <w:color w:val="000000" w:themeColor="text1"/>
+        </w:rPr>
+        <w:t>さらに言えば、若年層の中でも、購入したことのある人と、そうでない人にはどのような違いがあるのか？</w:t>
+      </w:r>
+    </w:p>
+    <w:p>
+      <w:pPr>
+        <w:rPr>
+          <w:color w:val="000000" w:themeColor="text1"/>
+        </w:rPr>
+      </w:pPr>
+      <w:r>
+        <w:rPr>
+          <w:rFonts w:hint="eastAsia"/>
+          <w:color w:val="000000" w:themeColor="text1"/>
+        </w:rPr>
+        <w:t>・これを検討するため、私は若年層を、「対応」</w:t>
+      </w:r>
+      <w:r>
+        <w:rPr>
+          <w:rFonts w:hint="eastAsia"/>
+          <w:color w:val="000000" w:themeColor="text1"/>
+        </w:rPr>
+        <w:t>に該当する商品を</w:t>
+      </w:r>
+      <w:r>
+        <w:rPr>
+          <w:rFonts w:hint="eastAsia"/>
+          <w:color w:val="000000" w:themeColor="text1"/>
+        </w:rPr>
+        <w:t>購入したことのある人と、そうでない人の二群に分け、特に「普段からセブンイレブンでどのような食品を購入しているか」という志向性の違いを検証しました</w:t>
+      </w:r>
+    </w:p>
+    <w:p>
+      <w:pPr>
+        <w:rPr>
+          <w:color w:val="000000" w:themeColor="text1"/>
+        </w:rPr>
+      </w:pPr>
+      <w:r>
+        <w:rPr>
+          <w:rFonts w:hint="eastAsia"/>
+          <w:color w:val="000000" w:themeColor="text1"/>
+        </w:rPr>
+        <w:t>・これにあたり、私はセブンイレブンで販売されている食品を、弁当系の商品と、軽食系の商品</w:t>
+      </w:r>
+      <w:r>
+        <w:rPr>
+          <w:rFonts w:hint="eastAsia"/>
+          <w:color w:val="000000" w:themeColor="text1"/>
+        </w:rPr>
+        <w:t>の二つに</w:t>
+      </w:r>
+      <w:r>
+        <w:rPr>
+          <w:rFonts w:hint="eastAsia"/>
+          <w:color w:val="000000" w:themeColor="text1"/>
+        </w:rPr>
+        <w:t>カテゴライズしました</w:t>
+      </w:r>
+    </w:p>
+    <w:p>
+      <w:pPr>
+        <w:rPr>
+          <w:color w:val="000000" w:themeColor="text1"/>
+        </w:rPr>
+      </w:pPr>
+      <w:r>
+        <w:rPr>
+          <w:rFonts w:hint="eastAsia"/>
+          <w:color w:val="000000" w:themeColor="text1"/>
+        </w:rPr>
+        <w:t>・左の図は、「対応」に該当する商品を購入したことのある群と、そうでない群について、</w:t>
+      </w:r>
+    </w:p>
+    <w:p>
+      <w:pPr>
+        <w:rPr>
+          <w:color w:val="000000" w:themeColor="text1"/>
+        </w:rPr>
+      </w:pPr>
+      <w:r>
+        <w:rPr>
+          <w:rFonts w:hint="eastAsia"/>
+          <w:color w:val="000000" w:themeColor="text1"/>
+        </w:rPr>
+        <w:t>普段の</w:t>
+      </w:r>
+      <w:r>
+        <w:rPr>
+          <w:rFonts w:hint="eastAsia"/>
+          <w:color w:val="000000" w:themeColor="text1"/>
+        </w:rPr>
+        <w:t>セブンイレブン</w:t>
+      </w:r>
+      <w:r>
+        <w:rPr>
+          <w:rFonts w:hint="eastAsia"/>
+          <w:color w:val="000000" w:themeColor="text1"/>
+        </w:rPr>
+        <w:t>での</w:t>
+      </w:r>
+      <w:r>
+        <w:rPr>
+          <w:rFonts w:hint="eastAsia"/>
+          <w:color w:val="000000" w:themeColor="text1"/>
+        </w:rPr>
+        <w:t>購買における軽食系の商品の割合と、弁当系の商品の割合、それぞれを示したもの</w:t>
+      </w:r>
+      <w:r>
+        <w:rPr>
+          <w:rFonts w:hint="eastAsia"/>
+          <w:color w:val="000000" w:themeColor="text1"/>
+        </w:rPr>
+        <w:t>になります</w:t>
+      </w:r>
+    </w:p>
+    <w:p>
+      <w:pPr>
+        <w:rPr>
+          <w:color w:val="000000" w:themeColor="text1"/>
+        </w:rPr>
+      </w:pPr>
+      <w:r>
+        <w:rPr>
+          <w:rFonts w:hint="eastAsia"/>
+          <w:color w:val="000000" w:themeColor="text1"/>
+        </w:rPr>
+        <w:t>・図より、「対応」に該当する商品を購入した</w:t>
+      </w:r>
+      <w:r>
+        <w:rPr>
+          <w:rFonts w:hint="eastAsia"/>
+          <w:color w:val="000000" w:themeColor="text1"/>
+        </w:rPr>
+        <w:t>こと</w:t>
+      </w:r>
+      <w:r>
+        <w:rPr>
+          <w:rFonts w:hint="eastAsia"/>
+          <w:color w:val="000000" w:themeColor="text1"/>
+        </w:rPr>
+        <w:t>のない人は、</w:t>
+      </w:r>
+      <w:r>
+        <w:rPr>
+          <w:rFonts w:hint="eastAsia"/>
+          <w:color w:val="000000" w:themeColor="text1"/>
+        </w:rPr>
+        <w:t>購入したこと</w:t>
+      </w:r>
+      <w:r>
+        <w:rPr>
+          <w:rFonts w:hint="eastAsia"/>
+          <w:color w:val="000000" w:themeColor="text1"/>
+        </w:rPr>
+        <w:t>のある人と比べて、軽食系の商品をより強く求める傾向にあることが確認できます</w:t>
+      </w:r>
+    </w:p>
+    <w:p>
+      <w:pPr>
+        <w:rPr>
+          <w:color w:val="000000" w:themeColor="text1"/>
+        </w:rPr>
+      </w:pPr>
+      <w:r>
+        <w:rPr>
+          <w:rFonts w:hint="eastAsia"/>
+          <w:color w:val="000000" w:themeColor="text1"/>
+        </w:rPr>
+        <w:t>・翻せば、この結果は、普段からセブンイレブンに対して、軽食系の商品を強く求める人は、「対応」に該当する商品を購入しない傾向にあるということを示唆します</w:t>
+      </w:r>
+    </w:p>
+    <w:p>
+      <w:pPr>
+        <w:rPr>
+          <w:color w:val="000000" w:themeColor="text1"/>
+        </w:rPr>
+      </w:pPr>
+      <w:r>
+        <w:rPr>
+          <w:rFonts w:hint="eastAsia"/>
+          <w:color w:val="000000" w:themeColor="text1"/>
+        </w:rPr>
+        <w:t>・では、なぜそのようなことが起き</w:t>
+      </w:r>
+      <w:r>
+        <w:rPr>
+          <w:rFonts w:hint="eastAsia"/>
+          <w:color w:val="000000" w:themeColor="text1"/>
+        </w:rPr>
+        <w:t>てしまう</w:t>
+      </w:r>
+      <w:r>
+        <w:rPr>
+          <w:rFonts w:hint="eastAsia"/>
+          <w:color w:val="000000" w:themeColor="text1"/>
+        </w:rPr>
+        <w:t>のか？</w:t>
+      </w:r>
+    </w:p>
+    <w:p>
+      <w:pPr>
+        <w:rPr>
+          <w:color w:val="000000" w:themeColor="text1"/>
+        </w:rPr>
+      </w:pPr>
+    </w:p>
+    <w:p>
+      <w:pPr>
+        <w:rPr>
+          <w:color w:val="000000" w:themeColor="text1"/>
+        </w:rPr>
+      </w:pPr>
+      <w:r>
+        <w:rPr>
+          <w:rFonts w:hint="eastAsia"/>
+          <w:color w:val="000000" w:themeColor="text1"/>
+        </w:rPr>
+        <w:t>・</w:t>
+      </w:r>
+      <w:r>
+        <w:rPr>
+          <w:rFonts w:hint="eastAsia"/>
+          <w:color w:val="000000" w:themeColor="text1"/>
+        </w:rPr>
+        <w:t>ここで、私は、セブンイレブンにおける「対応」に該当する商品</w:t>
+      </w:r>
+      <w:r>
+        <w:rPr>
+          <w:color w:val="000000" w:themeColor="text1"/>
+        </w:rPr>
+        <w:t>25</w:t>
+      </w:r>
+      <w:r>
+        <w:rPr>
+          <w:rFonts w:hint="eastAsia"/>
+          <w:color w:val="000000" w:themeColor="text1"/>
+        </w:rPr>
+        <w:t>個</w:t>
+      </w:r>
+      <w:r>
+        <w:rPr>
+          <w:rFonts w:hint="eastAsia"/>
+          <w:color w:val="000000" w:themeColor="text1"/>
+        </w:rPr>
+        <w:t>について、軽食系の商品と、弁当系の商品</w:t>
+      </w:r>
+      <w:r>
+        <w:rPr>
+          <w:rFonts w:hint="eastAsia"/>
+          <w:color w:val="000000" w:themeColor="text1"/>
+        </w:rPr>
+        <w:t>、それぞれの</w:t>
+      </w:r>
+      <w:r>
+        <w:rPr>
+          <w:rFonts w:hint="eastAsia"/>
+          <w:color w:val="000000" w:themeColor="text1"/>
+        </w:rPr>
+        <w:t>構成割合を確認しました</w:t>
+      </w:r>
+    </w:p>
+    <w:p>
+      <w:pPr>
+        <w:rPr>
+          <w:color w:val="000000" w:themeColor="text1"/>
+        </w:rPr>
+      </w:pPr>
+      <w:r>
+        <w:rPr>
+          <w:rFonts w:hint="eastAsia"/>
+          <w:color w:val="000000" w:themeColor="text1"/>
+        </w:rPr>
+        <w:t>・</w:t>
+      </w:r>
+      <w:r>
+        <w:rPr>
+          <w:rFonts w:hint="eastAsia"/>
+          <w:color w:val="000000" w:themeColor="text1"/>
+        </w:rPr>
+        <w:t>右</w:t>
+      </w:r>
+      <w:r>
+        <w:rPr>
+          <w:rFonts w:hint="eastAsia"/>
+          <w:color w:val="000000" w:themeColor="text1"/>
+        </w:rPr>
+        <w:t>図より、セブンイレブンの「対応」は、他社と比べて、軽食系の商品</w:t>
+      </w:r>
+      <w:r>
+        <w:rPr>
+          <w:rFonts w:hint="eastAsia"/>
+          <w:color w:val="000000" w:themeColor="text1"/>
+        </w:rPr>
+        <w:t>の数</w:t>
+      </w:r>
+      <w:r>
+        <w:rPr>
+          <w:rFonts w:hint="eastAsia"/>
+          <w:color w:val="000000" w:themeColor="text1"/>
+        </w:rPr>
+        <w:t>が少ない</w:t>
+      </w:r>
+      <w:r>
+        <w:rPr>
+          <w:rFonts w:hint="eastAsia"/>
+          <w:color w:val="000000" w:themeColor="text1"/>
+        </w:rPr>
+        <w:t>という</w:t>
+      </w:r>
+      <w:r>
+        <w:rPr>
+          <w:rFonts w:hint="eastAsia"/>
+          <w:color w:val="000000" w:themeColor="text1"/>
+        </w:rPr>
+        <w:t>ことが確認できます</w:t>
+      </w:r>
+    </w:p>
+    <w:p>
+      <w:pPr>
+        <w:rPr>
+          <w:color w:val="000000" w:themeColor="text1"/>
+        </w:rPr>
+      </w:pPr>
+      <w:r>
+        <w:rPr>
+          <w:rFonts w:hint="eastAsia"/>
+          <w:color w:val="000000" w:themeColor="text1"/>
+        </w:rPr>
+        <w:t>・この結果</w:t>
+      </w:r>
+      <w:r>
+        <w:rPr>
+          <w:rFonts w:hint="eastAsia"/>
+          <w:color w:val="000000" w:themeColor="text1"/>
+        </w:rPr>
+        <w:t>を踏まえると</w:t>
+      </w:r>
+      <w:r>
+        <w:rPr>
+          <w:rFonts w:hint="eastAsia"/>
+          <w:color w:val="000000" w:themeColor="text1"/>
+        </w:rPr>
+        <w:t>、若年層の中でも、特に軽食系の商品を</w:t>
+      </w:r>
+      <w:r>
+        <w:rPr>
+          <w:rFonts w:hint="eastAsia"/>
+          <w:color w:val="000000" w:themeColor="text1"/>
+        </w:rPr>
+        <w:t>普段から</w:t>
+      </w:r>
+      <w:r>
+        <w:rPr>
+          <w:rFonts w:hint="eastAsia"/>
+          <w:color w:val="000000" w:themeColor="text1"/>
+        </w:rPr>
+        <w:t>強く求める人にとっては、軽食系の</w:t>
+      </w:r>
+      <w:r>
+        <w:rPr>
+          <w:rFonts w:hint="eastAsia"/>
+          <w:color w:val="000000" w:themeColor="text1"/>
+        </w:rPr>
+        <w:t>割合</w:t>
+      </w:r>
+      <w:r>
+        <w:rPr>
+          <w:rFonts w:hint="eastAsia"/>
+          <w:color w:val="000000" w:themeColor="text1"/>
+        </w:rPr>
+        <w:t>が</w:t>
+      </w:r>
+      <w:r>
+        <w:rPr>
+          <w:rFonts w:hint="eastAsia"/>
+          <w:color w:val="000000" w:themeColor="text1"/>
+        </w:rPr>
+        <w:t>少ない</w:t>
+      </w:r>
+      <w:r>
+        <w:rPr>
+          <w:rFonts w:hint="eastAsia"/>
+          <w:color w:val="000000" w:themeColor="text1"/>
+        </w:rPr>
+        <w:t>セブンイレブンの</w:t>
+      </w:r>
+      <w:r>
+        <w:rPr>
+          <w:color w:val="000000" w:themeColor="text1"/>
+        </w:rPr>
+        <w:t>25</w:t>
+      </w:r>
+      <w:r>
+        <w:rPr>
+          <w:rFonts w:hint="eastAsia"/>
+          <w:color w:val="000000" w:themeColor="text1"/>
+        </w:rPr>
+        <w:t>個の</w:t>
+      </w:r>
+      <w:r>
+        <w:rPr>
+          <w:rFonts w:hint="eastAsia"/>
+          <w:color w:val="000000" w:themeColor="text1"/>
+        </w:rPr>
+        <w:t>「対応」商品</w:t>
+      </w:r>
+      <w:r>
+        <w:rPr>
+          <w:rFonts w:hint="eastAsia"/>
+          <w:color w:val="000000" w:themeColor="text1"/>
+        </w:rPr>
+        <w:t>というのが、そもそも購買の</w:t>
+      </w:r>
+      <w:r>
+        <w:rPr>
+          <w:rFonts w:hint="eastAsia"/>
+          <w:color w:val="000000" w:themeColor="text1"/>
+        </w:rPr>
+        <w:t>選択肢になりづらく、購入に繋がって</w:t>
+      </w:r>
+      <w:r>
+        <w:rPr>
+          <w:rFonts w:hint="eastAsia"/>
+          <w:color w:val="000000" w:themeColor="text1"/>
+        </w:rPr>
+        <w:t>いないと</w:t>
+      </w:r>
+      <w:r>
+        <w:rPr>
+          <w:rFonts w:hint="eastAsia"/>
+          <w:color w:val="000000" w:themeColor="text1"/>
+        </w:rPr>
+        <w:t>解釈できます</w:t>
+      </w:r>
+    </w:p>
+    <w:p>
+      <w:pPr>
+        <w:rPr>
+          <w:color w:val="000000" w:themeColor="text1"/>
+        </w:rPr>
+      </w:pPr>
+    </w:p>
+    <w:p>
+      <w:pPr>
+        <w:rPr>
+          <w:color w:val="000000" w:themeColor="text1"/>
+        </w:rPr>
+      </w:pPr>
+      <w:r>
+        <w:rPr>
+          <w:rFonts w:hint="eastAsia"/>
+          <w:color w:val="000000" w:themeColor="text1"/>
+        </w:rPr>
+        <w:t>・まとめると、若年層が軽食系の商品を強く求めているにも関わらず、</w:t>
+      </w:r>
+      <w:r>
+        <w:rPr>
+          <w:color w:val="000000" w:themeColor="text1"/>
+        </w:rPr>
+        <w:t>セブンイレブンの</w:t>
+      </w:r>
+      <w:r>
+        <w:rPr>
+          <w:color w:val="000000" w:themeColor="text1"/>
+        </w:rPr>
+        <w:t>25</w:t>
+      </w:r>
+      <w:r>
+        <w:rPr>
+          <w:rFonts w:hint="eastAsia"/>
+          <w:color w:val="000000" w:themeColor="text1"/>
+        </w:rPr>
+        <w:lastRenderedPageBreak/>
+        <w:t>個の</w:t>
+      </w:r>
+      <w:r>
+        <w:rPr>
+          <w:color w:val="000000" w:themeColor="text1"/>
+        </w:rPr>
+        <w:t>「対応」商品は、「軽食系」の</w:t>
+      </w:r>
+      <w:r>
+        <w:rPr>
+          <w:rFonts w:hint="eastAsia"/>
+          <w:color w:val="000000" w:themeColor="text1"/>
+        </w:rPr>
+        <w:t>割合</w:t>
+      </w:r>
+      <w:r>
+        <w:rPr>
+          <w:color w:val="000000" w:themeColor="text1"/>
+        </w:rPr>
+        <w:t>が少ない</w:t>
+      </w:r>
+    </w:p>
+    <w:p>
+      <w:pPr>
+        <w:rPr>
+          <w:color w:val="000000" w:themeColor="text1"/>
+        </w:rPr>
+      </w:pPr>
+      <w:r>
+        <w:rPr>
+          <w:color w:val="000000" w:themeColor="text1"/>
+        </w:rPr>
+        <w:t>・このギャップ</w:t>
+      </w:r>
+      <w:r>
+        <w:rPr>
+          <w:rFonts w:hint="eastAsia"/>
+          <w:color w:val="000000" w:themeColor="text1"/>
+        </w:rPr>
+        <w:t>こそが</w:t>
+      </w:r>
+      <w:r>
+        <w:rPr>
+          <w:color w:val="000000" w:themeColor="text1"/>
+        </w:rPr>
+        <w:t>、若年層による「対応」商品の購入</w:t>
+      </w:r>
+      <w:r>
+        <w:rPr>
+          <w:rFonts w:hint="eastAsia"/>
+          <w:color w:val="000000" w:themeColor="text1"/>
+        </w:rPr>
+        <w:t>を</w:t>
+      </w:r>
+      <w:r>
+        <w:rPr>
+          <w:rFonts w:hint="eastAsia"/>
+          <w:color w:val="000000" w:themeColor="text1"/>
+        </w:rPr>
+        <w:t>妨</w:t>
+      </w:r>
+      <w:r>
+        <w:rPr>
+          <w:color w:val="000000" w:themeColor="text1"/>
+        </w:rPr>
+        <w:t>げ、ひいては、</w:t>
+      </w:r>
+      <w:r>
+        <w:rPr>
+          <w:rFonts w:hint="eastAsia"/>
+          <w:color w:val="000000" w:themeColor="text1"/>
+        </w:rPr>
+        <w:t>若年層における</w:t>
+      </w:r>
+      <w:r>
+        <w:rPr>
+          <w:color w:val="000000" w:themeColor="text1"/>
+        </w:rPr>
+        <w:t>購買記録数の少なさに繋がっていると考えられ</w:t>
+      </w:r>
+      <w:r>
+        <w:rPr>
+          <w:rFonts w:hint="eastAsia"/>
+          <w:color w:val="000000" w:themeColor="text1"/>
+        </w:rPr>
+        <w:t>ます</w:t>
+      </w:r>
+    </w:p>
+    <w:p>
+      <w:pPr>
+        <w:rPr>
+          <w:color w:val="000000" w:themeColor="text1"/>
+        </w:rPr>
+      </w:pPr>
+    </w:p>
+    <w:p>
+      <w:pPr>
         <w:rPr>
           <w:b/>
           <w:bCs/>
           <w:color w:val="C00000"/>
         </w:rPr>
-        <w:t>4</w:t>
-      </w:r>
-    </w:p>
-    <w:p>
-      <w:pPr>
-        <w:rPr>
-          <w:color w:val="000000" w:themeColor="text1"/>
-        </w:rPr>
-      </w:pPr>
-      <w:r>
-        <w:rPr>
-          <w:rFonts w:hint="eastAsia"/>
-          <w:color w:val="000000" w:themeColor="text1"/>
-        </w:rPr>
-        <w:t>・</w:t>
-      </w:r>
-      <w:r>
-        <w:rPr>
-          <w:rFonts w:hint="eastAsia"/>
-          <w:color w:val="000000" w:themeColor="text1"/>
-        </w:rPr>
-        <w:t>続いて、</w:t>
-      </w:r>
-      <w:r>
-        <w:rPr>
-          <w:rFonts w:hint="eastAsia"/>
-          <w:color w:val="000000" w:themeColor="text1"/>
-        </w:rPr>
-        <w:t>では、なぜ</w:t>
-      </w:r>
-      <w:r>
-        <w:rPr>
-          <w:rFonts w:hint="eastAsia"/>
-          <w:color w:val="000000" w:themeColor="text1"/>
-        </w:rPr>
-        <w:t>、</w:t>
-      </w:r>
-      <w:r>
-        <w:rPr>
-          <w:rFonts w:hint="eastAsia"/>
-          <w:color w:val="000000" w:themeColor="text1"/>
-        </w:rPr>
-        <w:t>若年層では</w:t>
-      </w:r>
-      <w:r>
-        <w:rPr>
-          <w:rFonts w:hint="eastAsia"/>
-          <w:color w:val="000000" w:themeColor="text1"/>
-        </w:rPr>
-        <w:t>「対応」に該当する</w:t>
-      </w:r>
-      <w:r>
-        <w:rPr>
-          <w:rFonts w:hint="eastAsia"/>
-          <w:color w:val="000000" w:themeColor="text1"/>
-        </w:rPr>
-        <w:t>商品を購入した</w:t>
-      </w:r>
-      <w:r>
-        <w:rPr>
-          <w:rFonts w:hint="eastAsia"/>
-          <w:color w:val="000000" w:themeColor="text1"/>
-        </w:rPr>
-        <w:t>こと</w:t>
-      </w:r>
-      <w:r>
-        <w:rPr>
-          <w:rFonts w:hint="eastAsia"/>
-          <w:color w:val="000000" w:themeColor="text1"/>
-        </w:rPr>
-        <w:t>のある人が少ないのか？</w:t>
-      </w:r>
-    </w:p>
-    <w:p>
-      <w:pPr>
-        <w:rPr>
-          <w:color w:val="000000" w:themeColor="text1"/>
-        </w:rPr>
-      </w:pPr>
-      <w:r>
-        <w:rPr>
-          <w:rFonts w:hint="eastAsia"/>
-          <w:color w:val="000000" w:themeColor="text1"/>
-        </w:rPr>
-        <w:t>・</w:t>
-      </w:r>
-      <w:r>
-        <w:rPr>
-          <w:rFonts w:hint="eastAsia"/>
-          <w:color w:val="000000" w:themeColor="text1"/>
-        </w:rPr>
-        <w:t>さらに言えば、若年層の中でも、購入したことのある人と、そうでない人にはどのような違いがあるのか？</w:t>
-      </w:r>
-    </w:p>
-    <w:p>
-      <w:pPr>
-        <w:rPr>
-          <w:rFonts w:hint="eastAsia"/>
-          <w:color w:val="000000" w:themeColor="text1"/>
-        </w:rPr>
-      </w:pPr>
-      <w:r>
-        <w:rPr>
-          <w:rFonts w:hint="eastAsia"/>
-          <w:color w:val="000000" w:themeColor="text1"/>
-        </w:rPr>
-        <w:t>・これを検討するため、私は若年層を、「対応」</w:t>
-      </w:r>
-      <w:r>
-        <w:rPr>
-          <w:rFonts w:hint="eastAsia"/>
-          <w:color w:val="000000" w:themeColor="text1"/>
-        </w:rPr>
-        <w:t>に該当する</w:t>
-      </w:r>
-      <w:r>
-        <w:rPr>
-          <w:rFonts w:hint="eastAsia"/>
-          <w:color w:val="000000" w:themeColor="text1"/>
-        </w:rPr>
-        <w:t>商品を</w:t>
-      </w:r>
-      <w:r>
-        <w:rPr>
-          <w:rFonts w:hint="eastAsia"/>
-          <w:color w:val="000000" w:themeColor="text1"/>
-        </w:rPr>
-        <w:t>購入したことのある人と、そうでない人の二群に分け、特に「普段からセブンイレブンでどのような食品を購入しているか」という志向性の違いを検証しました</w:t>
-      </w:r>
-    </w:p>
-    <w:p>
-      <w:pPr>
-        <w:rPr>
-          <w:color w:val="000000" w:themeColor="text1"/>
-        </w:rPr>
-      </w:pPr>
-      <w:r>
-        <w:rPr>
-          <w:rFonts w:hint="eastAsia"/>
-          <w:color w:val="000000" w:themeColor="text1"/>
-        </w:rPr>
-        <w:t>・これにあたり、私はセブンイレブンで販売されている</w:t>
-      </w:r>
-      <w:r>
-        <w:rPr>
-          <w:rFonts w:hint="eastAsia"/>
-          <w:color w:val="000000" w:themeColor="text1"/>
-        </w:rPr>
-        <w:t>すべての</w:t>
-      </w:r>
-      <w:r>
-        <w:rPr>
-          <w:rFonts w:hint="eastAsia"/>
-          <w:color w:val="000000" w:themeColor="text1"/>
-        </w:rPr>
-        <w:t>食品を、弁当系の商品と、軽食系の商品</w:t>
-      </w:r>
-      <w:r>
-        <w:rPr>
-          <w:rFonts w:hint="eastAsia"/>
-          <w:color w:val="000000" w:themeColor="text1"/>
-        </w:rPr>
-        <w:t>の二つに</w:t>
-      </w:r>
-      <w:r>
-        <w:rPr>
-          <w:rFonts w:hint="eastAsia"/>
-          <w:color w:val="000000" w:themeColor="text1"/>
-        </w:rPr>
-        <w:t>カテゴライズしました</w:t>
-      </w:r>
-    </w:p>
-    <w:p>
-      <w:pPr>
-        <w:rPr>
-          <w:color w:val="000000" w:themeColor="text1"/>
-        </w:rPr>
-      </w:pPr>
-      <w:r>
-        <w:rPr>
-          <w:rFonts w:hint="eastAsia"/>
-          <w:color w:val="000000" w:themeColor="text1"/>
-        </w:rPr>
-        <w:t>・左の図は、「対応」に該当する商品を購入したことのある群と、そうでない群について、</w:t>
-      </w:r>
-    </w:p>
-    <w:p>
-      <w:pPr>
-        <w:rPr>
-          <w:color w:val="000000" w:themeColor="text1"/>
-        </w:rPr>
-      </w:pPr>
-      <w:r>
-        <w:rPr>
-          <w:rFonts w:hint="eastAsia"/>
-          <w:color w:val="000000" w:themeColor="text1"/>
-        </w:rPr>
-        <w:t>普段の</w:t>
-      </w:r>
-      <w:r>
-        <w:rPr>
-          <w:rFonts w:hint="eastAsia"/>
-          <w:color w:val="000000" w:themeColor="text1"/>
-        </w:rPr>
-        <w:t>セブンイレブン</w:t>
-      </w:r>
-      <w:r>
-        <w:rPr>
-          <w:rFonts w:hint="eastAsia"/>
-          <w:color w:val="000000" w:themeColor="text1"/>
-        </w:rPr>
-        <w:t>での</w:t>
-      </w:r>
-      <w:r>
-        <w:rPr>
-          <w:rFonts w:hint="eastAsia"/>
-          <w:color w:val="000000" w:themeColor="text1"/>
-        </w:rPr>
-        <w:t>購買における軽食系の商品の割合と、弁当系の商品の割合、それぞれを示したもの</w:t>
-      </w:r>
-      <w:r>
-        <w:rPr>
-          <w:rFonts w:hint="eastAsia"/>
-          <w:color w:val="000000" w:themeColor="text1"/>
-        </w:rPr>
-        <w:t>になります</w:t>
-      </w:r>
-    </w:p>
-    <w:p>
-      <w:pPr>
-        <w:rPr>
-          <w:color w:val="000000" w:themeColor="text1"/>
-        </w:rPr>
-      </w:pPr>
-      <w:r>
-        <w:rPr>
-          <w:rFonts w:hint="eastAsia"/>
-          <w:color w:val="000000" w:themeColor="text1"/>
-        </w:rPr>
-        <w:t>・図より、「対応」に該当する商品を購入した</w:t>
-      </w:r>
-      <w:r>
-        <w:rPr>
-          <w:rFonts w:hint="eastAsia"/>
-          <w:color w:val="000000" w:themeColor="text1"/>
-        </w:rPr>
-        <w:t>こと</w:t>
-      </w:r>
-      <w:r>
-        <w:rPr>
-          <w:rFonts w:hint="eastAsia"/>
-          <w:color w:val="000000" w:themeColor="text1"/>
-        </w:rPr>
-        <w:t>のない人は、</w:t>
-      </w:r>
-      <w:r>
-        <w:rPr>
-          <w:rFonts w:hint="eastAsia"/>
-          <w:color w:val="000000" w:themeColor="text1"/>
-        </w:rPr>
-        <w:t>購入したこと</w:t>
-      </w:r>
-      <w:r>
-        <w:rPr>
-          <w:rFonts w:hint="eastAsia"/>
-          <w:color w:val="000000" w:themeColor="text1"/>
-        </w:rPr>
-        <w:t>のある人と比べて、軽食系の商品をより強く求める傾向にあることが確認できます</w:t>
-      </w:r>
-    </w:p>
-    <w:p>
-      <w:pPr>
-        <w:rPr>
-          <w:color w:val="000000" w:themeColor="text1"/>
-        </w:rPr>
-      </w:pPr>
-      <w:r>
-        <w:rPr>
-          <w:rFonts w:hint="eastAsia"/>
-          <w:color w:val="000000" w:themeColor="text1"/>
-        </w:rPr>
-        <w:t>・翻せば、この結果は、普段からセブンイレブンに対して、軽食系の商品を強く求める人は、「対応」に該当する商品を購入しない傾向にあるということを示唆します</w:t>
-      </w:r>
-    </w:p>
-    <w:p>
-      <w:pPr>
-        <w:rPr>
-          <w:color w:val="000000" w:themeColor="text1"/>
-        </w:rPr>
-      </w:pPr>
-      <w:r>
-        <w:rPr>
-          <w:rFonts w:hint="eastAsia"/>
-          <w:color w:val="000000" w:themeColor="text1"/>
-        </w:rPr>
-        <w:t>・では、なぜそのようなことが起き</w:t>
-      </w:r>
-      <w:r>
-        <w:rPr>
-          <w:rFonts w:hint="eastAsia"/>
-          <w:color w:val="000000" w:themeColor="text1"/>
-        </w:rPr>
-        <w:t>てしまう</w:t>
-      </w:r>
-      <w:r>
-        <w:rPr>
-          <w:rFonts w:hint="eastAsia"/>
-          <w:color w:val="000000" w:themeColor="text1"/>
-        </w:rPr>
-        <w:t>のか？</w:t>
-      </w:r>
-    </w:p>
-    <w:p>
-      <w:pPr>
-        <w:rPr>
-          <w:rFonts w:hint="eastAsia"/>
-          <w:color w:val="000000" w:themeColor="text1"/>
-        </w:rPr>
-      </w:pPr>
-    </w:p>
-    <w:p>
-      <w:pPr>
-        <w:rPr>
-          <w:color w:val="000000" w:themeColor="text1"/>
-        </w:rPr>
-      </w:pPr>
-      <w:r>
-        <w:rPr>
-          <w:rFonts w:hint="eastAsia"/>
-          <w:color w:val="000000" w:themeColor="text1"/>
-        </w:rPr>
-        <w:t>・</w:t>
-      </w:r>
-      <w:r>
-        <w:rPr>
-          <w:rFonts w:hint="eastAsia"/>
-          <w:color w:val="000000" w:themeColor="text1"/>
-        </w:rPr>
-        <w:t>ここで、私は、セブンイレブンにおける「対応」に該当する商品</w:t>
-      </w:r>
-      <w:r>
-        <w:rPr>
-          <w:color w:val="000000" w:themeColor="text1"/>
-        </w:rPr>
-        <w:t>25</w:t>
-      </w:r>
-      <w:r>
-        <w:rPr>
-          <w:rFonts w:hint="eastAsia"/>
-          <w:color w:val="000000" w:themeColor="text1"/>
-        </w:rPr>
-        <w:t>個</w:t>
-      </w:r>
-      <w:r>
-        <w:rPr>
-          <w:rFonts w:hint="eastAsia"/>
-          <w:color w:val="000000" w:themeColor="text1"/>
-        </w:rPr>
-        <w:t>について、軽食系の商品と、弁当系の商品</w:t>
-      </w:r>
-      <w:r>
-        <w:rPr>
-          <w:rFonts w:hint="eastAsia"/>
-          <w:color w:val="000000" w:themeColor="text1"/>
-        </w:rPr>
-        <w:t>、それぞれの</w:t>
-      </w:r>
-      <w:r>
-        <w:rPr>
-          <w:rFonts w:hint="eastAsia"/>
-          <w:color w:val="000000" w:themeColor="text1"/>
-        </w:rPr>
-        <w:t>構成割合を確認しました</w:t>
-      </w:r>
-    </w:p>
-    <w:p>
-      <w:pPr>
-        <w:rPr>
-          <w:color w:val="000000" w:themeColor="text1"/>
-        </w:rPr>
-      </w:pPr>
-      <w:r>
-        <w:rPr>
-          <w:rFonts w:hint="eastAsia"/>
-          <w:color w:val="000000" w:themeColor="text1"/>
-        </w:rPr>
-        <w:t>・</w:t>
-      </w:r>
-      <w:r>
-        <w:rPr>
-          <w:rFonts w:hint="eastAsia"/>
-          <w:color w:val="000000" w:themeColor="text1"/>
-        </w:rPr>
-        <w:t>右</w:t>
-      </w:r>
-      <w:r>
-        <w:rPr>
-          <w:rFonts w:hint="eastAsia"/>
-          <w:color w:val="000000" w:themeColor="text1"/>
-        </w:rPr>
-        <w:t>図より、セブンイレブンの「対応」は、他社と比べて、軽食系の商品が少ない</w:t>
-      </w:r>
-      <w:r>
-        <w:rPr>
-          <w:rFonts w:hint="eastAsia"/>
-          <w:color w:val="000000" w:themeColor="text1"/>
-        </w:rPr>
-        <w:t>という</w:t>
-      </w:r>
-      <w:r>
-        <w:rPr>
-          <w:rFonts w:hint="eastAsia"/>
-          <w:color w:val="000000" w:themeColor="text1"/>
-        </w:rPr>
-        <w:t>ことが確認できます</w:t>
-      </w:r>
-    </w:p>
-    <w:p>
-      <w:pPr>
-        <w:rPr>
-          <w:color w:val="000000" w:themeColor="text1"/>
-        </w:rPr>
-      </w:pPr>
-      <w:r>
-        <w:rPr>
-          <w:rFonts w:hint="eastAsia"/>
-          <w:color w:val="000000" w:themeColor="text1"/>
-        </w:rPr>
-        <w:t>・この結果</w:t>
-      </w:r>
-      <w:r>
-        <w:rPr>
-          <w:rFonts w:hint="eastAsia"/>
-          <w:color w:val="000000" w:themeColor="text1"/>
-        </w:rPr>
-        <w:t>を踏まえると</w:t>
-      </w:r>
-      <w:r>
-        <w:rPr>
-          <w:rFonts w:hint="eastAsia"/>
-          <w:color w:val="000000" w:themeColor="text1"/>
-        </w:rPr>
-        <w:t>、若年層の中でも、特に軽食系の商品を</w:t>
-      </w:r>
-      <w:r>
-        <w:rPr>
-          <w:rFonts w:hint="eastAsia"/>
-          <w:color w:val="000000" w:themeColor="text1"/>
-        </w:rPr>
-        <w:t>普段から</w:t>
-      </w:r>
-      <w:r>
-        <w:rPr>
-          <w:rFonts w:hint="eastAsia"/>
-          <w:color w:val="000000" w:themeColor="text1"/>
-        </w:rPr>
-        <w:t>強く求める人にとっては、軽食系の</w:t>
-      </w:r>
-      <w:r>
-        <w:rPr>
-          <w:rFonts w:hint="eastAsia"/>
-          <w:color w:val="000000" w:themeColor="text1"/>
-        </w:rPr>
-        <w:t>割合</w:t>
-      </w:r>
-      <w:r>
-        <w:rPr>
-          <w:rFonts w:hint="eastAsia"/>
-          <w:color w:val="000000" w:themeColor="text1"/>
-        </w:rPr>
-        <w:t>が</w:t>
-      </w:r>
-      <w:r>
-        <w:rPr>
-          <w:rFonts w:hint="eastAsia"/>
-          <w:color w:val="000000" w:themeColor="text1"/>
-        </w:rPr>
-        <w:t>少ない</w:t>
-      </w:r>
-      <w:r>
-        <w:rPr>
-          <w:rFonts w:hint="eastAsia"/>
-          <w:color w:val="000000" w:themeColor="text1"/>
-        </w:rPr>
-        <w:t>セブンイレブンの</w:t>
-      </w:r>
-      <w:r>
-        <w:rPr>
-          <w:color w:val="000000" w:themeColor="text1"/>
-        </w:rPr>
-        <w:t>25</w:t>
-      </w:r>
-      <w:r>
-        <w:rPr>
-          <w:rFonts w:hint="eastAsia"/>
-          <w:color w:val="000000" w:themeColor="text1"/>
-        </w:rPr>
-        <w:t>個の</w:t>
-      </w:r>
-      <w:r>
-        <w:rPr>
-          <w:rFonts w:hint="eastAsia"/>
-          <w:color w:val="000000" w:themeColor="text1"/>
-        </w:rPr>
-        <w:t>「対応」商品</w:t>
-      </w:r>
-      <w:r>
-        <w:rPr>
-          <w:rFonts w:hint="eastAsia"/>
-          <w:color w:val="000000" w:themeColor="text1"/>
-        </w:rPr>
-        <w:t>というのが、そもそも購買の</w:t>
-      </w:r>
-      <w:r>
-        <w:rPr>
-          <w:rFonts w:hint="eastAsia"/>
-          <w:color w:val="000000" w:themeColor="text1"/>
-        </w:rPr>
-        <w:t>選択肢になりづらく、購入</w:t>
-      </w:r>
-      <w:r>
-        <w:rPr>
-          <w:rFonts w:hint="eastAsia"/>
-          <w:color w:val="000000" w:themeColor="text1"/>
-        </w:rPr>
-        <w:t>しない</w:t>
-      </w:r>
-      <w:r>
-        <w:rPr>
-          <w:rFonts w:hint="eastAsia"/>
-          <w:color w:val="000000" w:themeColor="text1"/>
-        </w:rPr>
-        <w:t>傾向に繋がっていると解釈できます</w:t>
-      </w:r>
-    </w:p>
-    <w:p>
-      <w:pPr>
-        <w:rPr>
-          <w:color w:val="000000" w:themeColor="text1"/>
-        </w:rPr>
-      </w:pPr>
-    </w:p>
-    <w:p>
-      <w:pPr>
-        <w:rPr>
-          <w:color w:val="000000" w:themeColor="text1"/>
-        </w:rPr>
-      </w:pPr>
-      <w:r>
-        <w:rPr>
-          <w:rFonts w:hint="eastAsia"/>
-          <w:color w:val="000000" w:themeColor="text1"/>
-        </w:rPr>
-        <w:t>・まとめると、若年層が軽食系の商品を強く求めているにも関わらず、</w:t>
-      </w:r>
-      <w:r>
-        <w:rPr>
-          <w:color w:val="000000" w:themeColor="text1"/>
-        </w:rPr>
-        <w:t>セブンイレブンの</w:t>
-      </w:r>
-      <w:r>
-        <w:rPr>
-          <w:color w:val="000000" w:themeColor="text1"/>
-        </w:rPr>
-        <w:t>25</w:t>
-      </w:r>
-      <w:r>
-        <w:rPr>
-          <w:rFonts w:hint="eastAsia"/>
-          <w:color w:val="000000" w:themeColor="text1"/>
-        </w:rPr>
-        <w:lastRenderedPageBreak/>
-        <w:t>個の</w:t>
-      </w:r>
-      <w:r>
-        <w:rPr>
-          <w:color w:val="000000" w:themeColor="text1"/>
-        </w:rPr>
-        <w:t>「対応」商品は、「軽食系」の</w:t>
-      </w:r>
-      <w:r>
-        <w:rPr>
-          <w:rFonts w:hint="eastAsia"/>
-          <w:color w:val="000000" w:themeColor="text1"/>
-        </w:rPr>
-        <w:t>割合</w:t>
-      </w:r>
-      <w:r>
-        <w:rPr>
-          <w:color w:val="000000" w:themeColor="text1"/>
-        </w:rPr>
-        <w:t>が少ない</w:t>
-      </w:r>
-    </w:p>
-    <w:p>
-      <w:pPr>
-        <w:rPr>
-          <w:color w:val="000000" w:themeColor="text1"/>
-        </w:rPr>
-      </w:pPr>
-      <w:r>
-        <w:rPr>
-          <w:color w:val="000000" w:themeColor="text1"/>
-        </w:rPr>
-        <w:t>・このギャップが、若年層による「対応」</w:t>
-      </w:r>
-      <w:r>
-        <w:rPr>
-          <w:rFonts w:hint="eastAsia"/>
-          <w:color w:val="000000" w:themeColor="text1"/>
-        </w:rPr>
-        <w:t>に該当する</w:t>
-      </w:r>
-      <w:r>
-        <w:rPr>
-          <w:color w:val="000000" w:themeColor="text1"/>
-        </w:rPr>
-        <w:t>商品の購入を妨げ、ひいては、</w:t>
-      </w:r>
-      <w:r>
-        <w:rPr>
-          <w:rFonts w:hint="eastAsia"/>
-          <w:color w:val="000000" w:themeColor="text1"/>
-        </w:rPr>
-        <w:t>若年層における</w:t>
-      </w:r>
-      <w:r>
-        <w:rPr>
-          <w:color w:val="000000" w:themeColor="text1"/>
-        </w:rPr>
-        <w:t>購買記録数の少なさに繋がっていると考えられ</w:t>
-      </w:r>
-      <w:r>
-        <w:rPr>
-          <w:rFonts w:hint="eastAsia"/>
-          <w:color w:val="000000" w:themeColor="text1"/>
-        </w:rPr>
-        <w:t>ます</w:t>
-      </w:r>
-    </w:p>
-    <w:p>
-      <w:pPr>
-        <w:rPr>
-          <w:color w:val="000000" w:themeColor="text1"/>
-        </w:rPr>
-      </w:pPr>
-    </w:p>
-    <w:p>
-      <w:pPr>
+      </w:pPr>
+      <w:r>
         <w:rPr>
           <w:rFonts w:hint="eastAsia"/>
           <w:b/>
           <w:bCs/>
           <w:color w:val="C00000"/>
         </w:rPr>
-      </w:pPr>
-      <w:r>
-        <w:rPr>
-          <w:rFonts w:hint="eastAsia"/>
+        <w:t>P</w:t>
+      </w:r>
+      <w:r>
+        <w:rPr>
           <w:b/>
           <w:bCs/>
           <w:color w:val="C00000"/>
         </w:rPr>
-        <w:t>P</w:t>
+        <w:t>1</w:t>
       </w:r>
       <w:r>
         <w:rPr>
@@ -2831,14 +2816,6 @@
           <w:bCs/>
           <w:color w:val="C00000"/>
         </w:rPr>
-        <w:t>1</w:t>
-      </w:r>
-      <w:r>
-        <w:rPr>
-          <w:b/>
-          <w:bCs/>
-          <w:color w:val="C00000"/>
-        </w:rPr>
         <w:t>5</w:t>
       </w:r>
     </w:p>
@@ -2848,61 +2825,285 @@
           <w:color w:val="000000" w:themeColor="text1"/>
         </w:rPr>
       </w:pPr>
-    </w:p>
-    <w:p>
-      <w:pPr>
-        <w:rPr>
-          <w:rFonts w:hint="eastAsia"/>
-          <w:color w:val="000000" w:themeColor="text1"/>
-        </w:rPr>
-      </w:pPr>
-    </w:p>
-    <w:p>
-      <w:pPr>
-        <w:rPr>
-          <w:rFonts w:hint="eastAsia"/>
-          <w:color w:val="000000" w:themeColor="text1"/>
-        </w:rPr>
-      </w:pPr>
-    </w:p>
-    <w:p>
-      <w:pPr>
-        <w:rPr>
-          <w:rFonts w:hint="eastAsia"/>
-          <w:color w:val="000000" w:themeColor="text1"/>
-        </w:rPr>
-      </w:pPr>
-    </w:p>
-    <w:p>
-      <w:pPr>
-        <w:rPr>
-          <w:rFonts w:hint="eastAsia"/>
-          <w:color w:val="000000" w:themeColor="text1"/>
-        </w:rPr>
-      </w:pPr>
-    </w:p>
-    <w:p>
-      <w:pPr>
-        <w:rPr>
-          <w:color w:val="000000" w:themeColor="text1"/>
-        </w:rPr>
-      </w:pPr>
-    </w:p>
-    <w:p>
-      <w:pPr>
-        <w:rPr>
-          <w:rFonts w:hint="eastAsia"/>
-          <w:color w:val="000000" w:themeColor="text1"/>
-        </w:rPr>
-      </w:pPr>
-    </w:p>
-    <w:p>
-      <w:pPr>
-        <w:rPr>
-          <w:rFonts w:hint="eastAsia"/>
-          <w:color w:val="000000" w:themeColor="text1"/>
-        </w:rPr>
-      </w:pPr>
+      <w:r>
+        <w:rPr>
+          <w:rFonts w:hint="eastAsia"/>
+          <w:color w:val="000000" w:themeColor="text1"/>
+        </w:rPr>
+        <w:t>・これらの原因分析を踏まえて、私は、「栄養バランスを調整したい」</w:t>
+      </w:r>
+      <w:r>
+        <w:rPr>
+          <w:rFonts w:hint="eastAsia"/>
+          <w:color w:val="000000" w:themeColor="text1"/>
+        </w:rPr>
+        <w:t>という</w:t>
+      </w:r>
+      <w:r>
+        <w:rPr>
+          <w:rFonts w:hint="eastAsia"/>
+          <w:color w:val="000000" w:themeColor="text1"/>
+        </w:rPr>
+        <w:t>ニーズに対する「対応」に該当する商品を、一部、軽食系の新しい商品に置き換えて販売するという施策を提案させていただきます</w:t>
+      </w:r>
+    </w:p>
+    <w:p>
+      <w:pPr>
+        <w:rPr>
+          <w:color w:val="000000" w:themeColor="text1"/>
+        </w:rPr>
+      </w:pPr>
+      <w:r>
+        <w:rPr>
+          <w:rFonts w:hint="eastAsia"/>
+          <w:color w:val="000000" w:themeColor="text1"/>
+        </w:rPr>
+        <w:t>・軽食系の新商品に置き換えて販売することで、日頃から軽食系の商品を強く求めているという若年層にアプローチし、彼らの</w:t>
+      </w:r>
+      <w:r>
+        <w:rPr>
+          <w:rFonts w:hint="eastAsia"/>
+          <w:color w:val="000000" w:themeColor="text1"/>
+        </w:rPr>
+        <w:t>購買の</w:t>
+      </w:r>
+      <w:r>
+        <w:rPr>
+          <w:rFonts w:hint="eastAsia"/>
+          <w:color w:val="000000" w:themeColor="text1"/>
+        </w:rPr>
+        <w:t>選択肢となることで、購買記録数を増やしていけると考えています</w:t>
+      </w:r>
+    </w:p>
+    <w:p>
+      <w:pPr>
+        <w:rPr>
+          <w:color w:val="000000" w:themeColor="text1"/>
+        </w:rPr>
+      </w:pPr>
+      <w:r>
+        <w:rPr>
+          <w:rFonts w:hint="eastAsia"/>
+          <w:color w:val="000000" w:themeColor="text1"/>
+        </w:rPr>
+        <w:t>・効果試算では、本施策の実施によ</w:t>
+      </w:r>
+      <w:r>
+        <w:rPr>
+          <w:rFonts w:hint="eastAsia"/>
+          <w:color w:val="000000" w:themeColor="text1"/>
+        </w:rPr>
+        <w:t>って</w:t>
+      </w:r>
+      <w:r>
+        <w:rPr>
+          <w:rFonts w:hint="eastAsia"/>
+          <w:color w:val="000000" w:themeColor="text1"/>
+        </w:rPr>
+        <w:t>、若年層における購買記録数の増加を促し、その結果、御社にどの程度のプラス収支が見込まれるか</w:t>
+      </w:r>
+      <w:r>
+        <w:rPr>
+          <w:rFonts w:hint="eastAsia"/>
+          <w:color w:val="000000" w:themeColor="text1"/>
+        </w:rPr>
+        <w:t>という点</w:t>
+      </w:r>
+      <w:r>
+        <w:rPr>
+          <w:rFonts w:hint="eastAsia"/>
+          <w:color w:val="000000" w:themeColor="text1"/>
+        </w:rPr>
+        <w:t>ついてご説明したいと思います</w:t>
+      </w:r>
+    </w:p>
+    <w:p>
+      <w:pPr>
+        <w:rPr>
+          <w:color w:val="000000" w:themeColor="text1"/>
+        </w:rPr>
+      </w:pPr>
+      <w:r>
+        <w:rPr>
+          <w:rFonts w:hint="eastAsia"/>
+          <w:color w:val="000000" w:themeColor="text1"/>
+        </w:rPr>
+        <w:t>・</w:t>
+      </w:r>
+      <w:r>
+        <w:rPr>
+          <w:rFonts w:hint="eastAsia"/>
+          <w:color w:val="000000" w:themeColor="text1"/>
+        </w:rPr>
+        <w:t>効果試算では、５つの商品を置き換えるという本施策を、３年間実施することを想定しました</w:t>
+      </w:r>
+    </w:p>
+    <w:p>
+      <w:pPr>
+        <w:rPr>
+          <w:color w:val="000000" w:themeColor="text1"/>
+        </w:rPr>
+      </w:pPr>
+      <w:r>
+        <w:rPr>
+          <w:rFonts w:hint="eastAsia"/>
+          <w:color w:val="000000" w:themeColor="text1"/>
+        </w:rPr>
+        <w:t>・事前にこれらのパラメータを設定し、３年間の概算収支を、施策の実施により得られるリターンから、施策の実施にかかるコストを差し引くことで算出します</w:t>
+      </w:r>
+    </w:p>
+    <w:p>
+      <w:r>
+        <w:rPr>
+          <w:rFonts w:hint="eastAsia"/>
+          <w:color w:val="000000" w:themeColor="text1"/>
+        </w:rPr>
+        <w:t>・リターンは、施策の実施によって導かれる売上の増加額に、</w:t>
+      </w:r>
+      <w:r>
+        <w:t>粗利率、つまり売上から商品の原価を差し引い</w:t>
+      </w:r>
+      <w:r>
+        <w:rPr>
+          <w:rFonts w:hint="eastAsia"/>
+        </w:rPr>
+        <w:t>たときに</w:t>
+      </w:r>
+      <w:r>
+        <w:t>残る</w:t>
+      </w:r>
+      <w:r>
+        <w:rPr>
+          <w:rFonts w:hint="eastAsia"/>
+        </w:rPr>
+        <w:t>その</w:t>
+      </w:r>
+      <w:r>
+        <w:t>割合を</w:t>
+      </w:r>
+      <w:r>
+        <w:rPr>
+          <w:rFonts w:hint="eastAsia"/>
+        </w:rPr>
+        <w:t>かけることで算出します</w:t>
+      </w:r>
+    </w:p>
+    <w:p>
+      <w:r>
+        <w:rPr>
+          <w:rFonts w:hint="eastAsia"/>
+        </w:rPr>
+        <w:t>・</w:t>
+      </w:r>
+      <w:r>
+        <w:rPr>
+          <w:rFonts w:hint="eastAsia"/>
+        </w:rPr>
+        <w:t>一方で、</w:t>
+      </w:r>
+      <w:r>
+        <w:rPr>
+          <w:rFonts w:hint="eastAsia"/>
+        </w:rPr>
+        <w:t>コストは、新商品の開発にかかる費用としました</w:t>
+      </w:r>
+    </w:p>
+    <w:p>
+      <w:r>
+        <w:rPr>
+          <w:rFonts w:hint="eastAsia"/>
+        </w:rPr>
+        <w:t>・また、売上増加額は、置き換える商品の数、購買記録数、売値、若年層のセブンイレブン利用者数に基づき算出しました。</w:t>
+      </w:r>
+    </w:p>
+    <w:p>
+      <w:r>
+        <w:rPr>
+          <w:rFonts w:hint="eastAsia"/>
+        </w:rPr>
+        <w:t>・このような効果試算の結果、本施策を実施した場合には、３年間の概算収支が、</w:t>
+      </w:r>
+      <w:r>
+        <w:t>2590</w:t>
+      </w:r>
+      <w:r>
+        <w:rPr>
+          <w:rFonts w:hint="eastAsia"/>
+        </w:rPr>
+        <w:t>万円の黒字になることが確かめられました</w:t>
+      </w:r>
+    </w:p>
+    <w:p>
+      <w:r>
+        <w:rPr>
+          <w:rFonts w:hint="eastAsia"/>
+        </w:rPr>
+        <w:t>・</w:t>
+      </w:r>
+      <w:r>
+        <w:rPr>
+          <w:rFonts w:hint="eastAsia"/>
+        </w:rPr>
+        <w:t>わずか５つの商品を置き換えただけでも、３年間でこれほどのプラス収支が見込まれる、本</w:t>
+      </w:r>
+      <w:r>
+        <w:t>施策によって一定の成果が期待できる</w:t>
+      </w:r>
+      <w:r>
+        <w:rPr>
+          <w:rFonts w:hint="eastAsia"/>
+        </w:rPr>
+        <w:t>という</w:t>
+      </w:r>
+      <w:r>
+        <w:t>ことが示されました</w:t>
+      </w:r>
+    </w:p>
+    <w:p>
+      <w:r>
+        <w:rPr>
+          <w:rFonts w:hint="eastAsia"/>
+        </w:rPr>
+        <w:t>・これを施策の第一段階とし、今後はその規模を拡大していくことで、より大きな事業成果に繋げられると考えております</w:t>
+      </w:r>
+    </w:p>
+    <w:p/>
+    <w:p>
+      <w:r>
+        <w:rPr>
+          <w:rFonts w:hint="eastAsia"/>
+        </w:rPr>
+        <w:t>最後に、</w:t>
+      </w:r>
+    </w:p>
+    <w:p>
+      <w:r>
+        <w:rPr>
+          <w:rFonts w:hint="eastAsia"/>
+        </w:rPr>
+        <w:t>・本プロジェクトでは、昨今の健康ニーズに対するセブンイレブンの「対応」について、特に、若年層における「栄養バランスを調整したい」ニーズへの対応の適切さが低い、その購買の数が少ないという現状を、問題としてあげさせていただきました</w:t>
+      </w:r>
+    </w:p>
+    <w:p>
+      <w:r>
+        <w:rPr>
+          <w:rFonts w:hint="eastAsia"/>
+        </w:rPr>
+        <w:t>・そして、現商品の一部を、軽食系の新商品に置き換えることで、一定の成果を導くことができることを確かめました</w:t>
+      </w:r>
+    </w:p>
+    <w:p>
+      <w:pPr>
+        <w:rPr>
+          <w:rFonts w:hint="eastAsia"/>
+        </w:rPr>
+      </w:pPr>
+      <w:r>
+        <w:rPr>
+          <w:rFonts w:hint="eastAsia"/>
+        </w:rPr>
+        <w:t>・これらの内容を結論として、発表を終わらせていただきます</w:t>
+      </w:r>
     </w:p>
     <w:sectPr>
       <w:pgSz w:w="11906" w:h="16838"/>
@@ -3797,6 +3998,7 @@
   <w:style w:type="character" w:default="1" w:styleId="a0">
     <w:name w:val="Default Paragraph Font"/>
     <w:uiPriority w:val="1"/>
+    <w:semiHidden/>
     <w:unhideWhenUsed/>
   </w:style>
   <w:style w:type="table" w:default="1" w:styleId="a1">
